--- a/testakten/unfallversicherung-arbeitsunfall-lagerleiter-sturz-trier/15_op_bericht_schulter.docx
+++ b/testakten/unfallversicherung-arbeitsunfall-lagerleiter-sturz-trier/15_op_bericht_schulter.docx
@@ -18,7 +18,7 @@
           <w:i w:val="0"/>
           <w:sz w:val="22"/>
         </w:rPr>
-        <w:t>Bruederkrankenhaus Trier</w:t>
+        <w:t>Brüderkrankenhaus Trier</w:t>
       </w:r>
     </w:p>
     <w:p>
@@ -29,7 +29,7 @@
           <w:i w:val="0"/>
           <w:sz w:val="22"/>
         </w:rPr>
-        <w:t>Abteilung Unfallchirurgie und Orthopaedie</w:t>
+        <w:t>Abteilung Unfallchirurgie und Orthopädie</w:t>
       </w:r>
     </w:p>
     <w:p>
@@ -172,7 +172,7 @@
                 <w:rFonts w:ascii="Times New Roman" w:hAnsi="Times New Roman"/>
                 <w:sz w:val="20"/>
               </w:rPr>
-              <w:t>Anaesthesie</w:t>
+              <w:t>Anästhesie</w:t>
             </w:r>
           </w:p>
         </w:tc>
@@ -187,7 +187,7 @@
                 <w:rFonts w:ascii="Times New Roman" w:hAnsi="Times New Roman"/>
                 <w:sz w:val="20"/>
               </w:rPr>
-              <w:t>Interskalenaere Plexusblockade und Allgemeinanaesthesie</w:t>
+              <w:t>Interskalenäre Plexusblockade und Allgemeinanästhesie</w:t>
             </w:r>
           </w:p>
         </w:tc>
@@ -274,7 +274,7 @@
           <w:i w:val="0"/>
           <w:sz w:val="22"/>
         </w:rPr>
-        <w:t>Intraoperativ zeigt sich eine partielle, gelenkseitige Ruptur der Supraspinatussehne mit frischem, blutig imbibiertem Randsaum, vereinbar mit einem akuten traumatischen Ereignis auf vorbestehender degenerativer Sehnenstruktur. Zusaetzlich maessige Bursitis subacromialis.</w:t>
+        <w:t>Intraoperativ zeigt sich eine partielle, gelenkseitige Ruptur der Supraspinatussehne mit frischem, blutig imbibiertem Randsaum, vereinbar mit einem akuten traumatischen Ereignis auf vorbestehender degenerativer Sehnenstruktur. Zusätzlich mäßige Bursitis subacromialis.</w:t>
       </w:r>
     </w:p>
     <w:p>
@@ -293,7 +293,7 @@
           <w:i w:val="0"/>
           <w:sz w:val="22"/>
         </w:rPr>
-        <w:t>Arthroskopischer Zugang ueber Standardportale, Debridement der Rupturzone, transossaere Refixation mit zwei Fadenankern, subacromiale Dekompression mittels Acromioplastik. Intraoperativ kein Hinweis auf ausschliesslich degenerative Genese ohne akuten Anteil.</w:t>
+        <w:t>Arthroskopischer Zugang über Standardportale, Debridement der Rupturzone, transossäre Refixation mit zwei Fadenankern, subacromiale Dekompression mittels Acromioplastik. Intraoperativ kein Hinweis auf ausschließlich degenerative Genese ohne akuten Anteil.</w:t>
       </w:r>
     </w:p>
     <w:p>
@@ -312,7 +312,7 @@
           <w:i w:val="0"/>
           <w:sz w:val="22"/>
         </w:rPr>
-        <w:t>Ruhigstellung im Abduktionskissen fuer sechs Wochen, fruehfunktionelle Physiotherapie ab dem dritten postoperativen Tag nach festem Schema, Wiedervorstellung nach zwei Wochen zur Wundkontrolle.</w:t>
+        <w:t>Ruhigstellung im Abduktionskissen für sechs Wochen, frühfunktionelle Physiotherapie ab dem dritten postoperativen Tag nach festem Schema, Wiedervorstellung nach zwei Wochen zur Wundkontrolle.</w:t>
       </w:r>
     </w:p>
     <w:p>
@@ -331,22 +331,11 @@
           <w:i w:val="0"/>
           <w:sz w:val="22"/>
         </w:rPr>
-        <w:t>Der Operateur haelt in der Epikrise fest, dass der intraoperative Befund eine frische traumatische Komponente auf degenerativer Vorschaedigung zeige und die Ruptur ohne das Sturzereignis nach seiner Einschaetzung nicht in diesem Ausmass und Zeitpunkt aufgetreten waere.</w:t>
-      </w:r>
-    </w:p>
-    <w:p>
-      <w:r>
-        <w:rPr>
-          <w:rFonts w:ascii="Times New Roman" w:hAnsi="Times New Roman"/>
-          <w:b w:val="0"/>
-          <w:i w:val="0"/>
-          <w:sz w:val="22"/>
-        </w:rPr>
-        <w:t>Formathinweis: Dieses Aktenstück wird in Times New Roman, 11 pt, mit ausschließlich dezimaler Gliederung ausgegeben.</w:t>
+        <w:t>Der Operateur hält in der Epikrise fest, dass der intraoperative Befund eine frische traumatische Komponente auf degenerativer Vorschädigung zeige und die Ruptur ohne das Sturzereignis nach seiner Einschätzung nicht in diesem Ausmass und Zeitpunkt aufgetreten wäre.</w:t>
       </w:r>
     </w:p>
     <w:sectPr>
-      <w:pgSz w:w="12240" w:h="15840"/>
+      <w:pgSz w:w="11906" w:h="16838"/>
       <w:pgMar w:top="1440" w:right="1800" w:bottom="1440" w:left="1800" w:header="720" w:footer="720" w:gutter="0"/>
       <w:cols w:space="720"/>
       <w:docGrid w:linePitch="360"/>
